--- a/results/reports/Temperatura_linfocitos_informe.docx
+++ b/results/reports/Temperatura_linfocitos_informe.docx
@@ -17769,7 +17769,7 @@
         <w:pStyle w:val="Titre2"/>
       </w:pPr>
       <w:r>
-        <w:t xml:space="preserve">Figure S4: lymphocytes (group means)</w:t>
+        <w:t xml:space="preserve">Figure S3: lymphocytes (group means)</w:t>
       </w:r>
     </w:p>
     <w:p>
